--- a/docs/activities/lecture_18/18_class_activity.docx
+++ b/docs/activities/lecture_18/18_class_activity.docx
@@ -140,7 +140,7 @@
   <w:docDefaults>
     <w:rPrDefault>
       <w:rPr>
-        <w:rFonts w:ascii="Arial" w:cs="Times New Roman (Body CS)" w:eastAsiaTheme="minorHAnsi" w:hAnsi="Arial"/>
+        <w:rFonts w:ascii="Calibri" w:cs="Calibri" w:eastAsia="Calibri" w:hAnsi="Calibri"/>
         <w:kern w:val="2"/>
         <w:sz w:val="24"/>
         <w:szCs w:val="24"/>
@@ -549,7 +549,7 @@
     <w:rPr>
       <w:rFonts w:asciiTheme="majorHAnsi" w:cstheme="majorBidi" w:eastAsiaTheme="majorEastAsia" w:hAnsiTheme="majorHAnsi"/>
       <w:b/>
-      <w:color w:themeColor="accent1" w:themeShade="BF" w:val="0F4761"/>
+      <w:color w:val="002147"/>
       <w:sz w:val="28"/>
       <w:szCs w:val="40"/>
     </w:rPr>
@@ -572,7 +572,7 @@
     </w:pPr>
     <w:rPr>
       <w:rFonts w:asciiTheme="majorHAnsi" w:cstheme="majorBidi" w:eastAsiaTheme="majorEastAsia" w:hAnsiTheme="majorHAnsi"/>
-      <w:color w:themeColor="accent1" w:themeShade="BF" w:val="0F4761"/>
+      <w:color w:val="002147"/>
       <w:szCs w:val="32"/>
     </w:rPr>
   </w:style>
@@ -593,7 +593,7 @@
     </w:pPr>
     <w:rPr>
       <w:rFonts w:asciiTheme="minorHAnsi" w:cstheme="majorBidi" w:eastAsiaTheme="majorEastAsia" w:hAnsiTheme="minorHAnsi"/>
-      <w:color w:themeColor="accent1" w:themeShade="BF" w:val="0F4761"/>
+      <w:color w:val="002147"/>
       <w:sz w:val="22"/>
       <w:szCs w:val="28"/>
     </w:rPr>
@@ -617,7 +617,7 @@
     <w:rPr>
       <w:rFonts w:asciiTheme="minorHAnsi" w:cstheme="majorBidi" w:eastAsiaTheme="majorEastAsia" w:hAnsiTheme="minorHAnsi"/>
       <w:iCs/>
-      <w:color w:themeColor="accent1" w:themeShade="BF" w:val="0F4761"/>
+      <w:color w:val="002147"/>
     </w:rPr>
   </w:style>
   <w:style w:styleId="Heading5" w:type="paragraph">
@@ -638,7 +638,7 @@
     </w:pPr>
     <w:rPr>
       <w:rFonts w:asciiTheme="minorHAnsi" w:cstheme="majorBidi" w:eastAsiaTheme="majorEastAsia" w:hAnsiTheme="minorHAnsi"/>
-      <w:color w:themeColor="accent1" w:themeShade="BF" w:val="0F4761"/>
+      <w:color w:val="002147"/>
     </w:rPr>
   </w:style>
   <w:style w:styleId="Heading6" w:type="paragraph">
@@ -762,7 +762,7 @@
     <w:rPr>
       <w:rFonts w:asciiTheme="majorHAnsi" w:cstheme="majorBidi" w:eastAsiaTheme="majorEastAsia" w:hAnsiTheme="majorHAnsi"/>
       <w:b/>
-      <w:color w:themeColor="accent1" w:themeShade="BF" w:val="0F4761"/>
+      <w:color w:val="002147"/>
       <w:sz w:val="28"/>
       <w:szCs w:val="40"/>
     </w:rPr>
@@ -776,7 +776,7 @@
     <w:rsid w:val="00846576"/>
     <w:rPr>
       <w:rFonts w:asciiTheme="majorHAnsi" w:cstheme="majorBidi" w:eastAsiaTheme="majorEastAsia" w:hAnsiTheme="majorHAnsi"/>
-      <w:color w:themeColor="accent1" w:themeShade="BF" w:val="0F4761"/>
+      <w:color w:val="002147"/>
       <w:szCs w:val="32"/>
     </w:rPr>
   </w:style>
@@ -788,7 +788,7 @@
     <w:rsid w:val="00846576"/>
     <w:rPr>
       <w:rFonts w:asciiTheme="minorHAnsi" w:cstheme="majorBidi" w:eastAsiaTheme="majorEastAsia" w:hAnsiTheme="minorHAnsi"/>
-      <w:color w:themeColor="accent1" w:themeShade="BF" w:val="0F4761"/>
+      <w:color w:val="002147"/>
       <w:sz w:val="22"/>
       <w:szCs w:val="28"/>
     </w:rPr>
@@ -803,7 +803,7 @@
     <w:rPr>
       <w:rFonts w:asciiTheme="minorHAnsi" w:cstheme="majorBidi" w:eastAsiaTheme="majorEastAsia" w:hAnsiTheme="minorHAnsi"/>
       <w:iCs/>
-      <w:color w:themeColor="accent1" w:themeShade="BF" w:val="0F4761"/>
+      <w:color w:val="002147"/>
     </w:rPr>
   </w:style>
   <w:style w:customStyle="1" w:styleId="Heading5Char" w:type="character">
@@ -815,7 +815,7 @@
     <w:rsid w:val="00AF5CF1"/>
     <w:rPr>
       <w:rFonts w:asciiTheme="minorHAnsi" w:cstheme="majorBidi" w:eastAsiaTheme="majorEastAsia" w:hAnsiTheme="minorHAnsi"/>
-      <w:color w:themeColor="accent1" w:themeShade="BF" w:val="0F4761"/>
+      <w:color w:val="002147"/>
     </w:rPr>
   </w:style>
   <w:style w:customStyle="1" w:styleId="Heading6Char" w:type="character">
@@ -989,7 +989,7 @@
     <w:rPr>
       <w:i/>
       <w:iCs/>
-      <w:color w:themeColor="accent1" w:themeShade="BF" w:val="0F4761"/>
+      <w:color w:val="002147"/>
     </w:rPr>
   </w:style>
   <w:style w:styleId="IntenseQuote" w:type="paragraph">
@@ -1002,8 +1002,8 @@
     <w:rsid w:val="00AF5CF1"/>
     <w:pPr>
       <w:pBdr>
-        <w:top w:color="0F4761" w:space="10" w:sz="4" w:themeColor="accent1" w:themeShade="BF" w:val="single"/>
-        <w:bottom w:color="0F4761" w:space="10" w:sz="4" w:themeColor="accent1" w:themeShade="BF" w:val="single"/>
+        <w:top w:color="002147" w:space="10" w:sz="4" w:val="single"/>
+        <w:bottom w:color="002147" w:space="10" w:sz="4" w:val="single"/>
       </w:pBdr>
       <w:spacing w:after="360" w:before="360"/>
       <w:ind w:left="864" w:right="864"/>
@@ -1012,7 +1012,7 @@
     <w:rPr>
       <w:i/>
       <w:iCs/>
-      <w:color w:themeColor="accent1" w:themeShade="BF" w:val="0F4761"/>
+      <w:color w:val="002147"/>
     </w:rPr>
   </w:style>
   <w:style w:customStyle="1" w:styleId="IntenseQuoteChar" w:type="character">
@@ -1024,7 +1024,7 @@
     <w:rPr>
       <w:i/>
       <w:iCs/>
-      <w:color w:themeColor="accent1" w:themeShade="BF" w:val="0F4761"/>
+      <w:color w:val="002147"/>
     </w:rPr>
   </w:style>
   <w:style w:styleId="IntenseReference" w:type="character">
@@ -1037,7 +1037,7 @@
       <w:b/>
       <w:bCs/>
       <w:smallCaps/>
-      <w:color w:themeColor="accent1" w:themeShade="BF" w:val="0F4761"/>
+      <w:color w:val="002147"/>
       <w:spacing w:val="5"/>
     </w:rPr>
   </w:style>
